--- a/docs/forms/D2_Infrastructure_Audit.docx
+++ b/docs/forms/D2_Infrastructure_Audit.docx
@@ -37,7 +37,7 @@
           <w:color w:val="5A6672"/>
           <w:sz w:val="18"/>
         </w:rPr>
-        <w:t>While you are there   ·   Assessment visit, first week</w:t>
+        <w:t>While you are there   ·   Before departure, then first week on site</w:t>
       </w:r>
     </w:p>
     <w:p>
@@ -49,7 +49,7 @@
           <w:i/>
           <w:sz w:val="19"/>
         </w:rPr>
-        <w:t>The inputs for power, network and server dimensioning. Completed during the assessment visit.</w:t>
+        <w:t>The status of every infrastructure requirement before Phase 1 goes live, with its evidence. Fill in before departure from what can be reported, then check each row on arrival.</w:t>
       </w:r>
     </w:p>
     <w:tbl>
@@ -175,7 +175,2119 @@
           <w:color w:val="0B3583"/>
           <w:sz w:val="23"/>
         </w:rPr>
-        <w:t>Electricity</w:t>
+        <w:t>1. The audit — status: met / partly / not met / unknown</w:t>
+      </w:r>
+    </w:p>
+    <w:tbl>
+      <w:tblPr>
+        <w:tblStyle w:val="TableGrid"/>
+        <w:tblW w:type="auto" w:w="0"/>
+        <w:tblLook w:firstColumn="1" w:firstRow="1" w:lastColumn="0" w:lastRow="0" w:noHBand="0" w:noVBand="1" w:val="04A0"/>
+      </w:tblPr>
+      <w:tblGrid>
+        <w:gridCol w:w="1644"/>
+        <w:gridCol w:w="1644"/>
+        <w:gridCol w:w="1644"/>
+        <w:gridCol w:w="1644"/>
+        <w:gridCol w:w="1644"/>
+        <w:gridCol w:w="1644"/>
+      </w:tblGrid>
+      <w:tr>
+        <w:tc>
+          <w:tcPr>
+            <w:tcW w:type="dxa" w:w="1020"/>
+            <w:shd w:val="clear" w:color="auto" w:fill="EEF2F7"/>
+          </w:tcPr>
+          <w:p>
+            <w:pPr>
+              <w:spacing w:after="40"/>
+            </w:pPr>
+            <w:r/>
+            <w:r>
+              <w:rPr>
+                <w:b/>
+                <w:i w:val="0"/>
+                <w:color w:val="5A6672"/>
+                <w:sz w:val="17"/>
+              </w:rPr>
+              <w:t>Layer</w:t>
+            </w:r>
+          </w:p>
+        </w:tc>
+        <w:tc>
+          <w:tcPr>
+            <w:tcW w:type="dxa" w:w="2381"/>
+            <w:shd w:val="clear" w:color="auto" w:fill="EEF2F7"/>
+          </w:tcPr>
+          <w:p>
+            <w:pPr>
+              <w:spacing w:after="40"/>
+            </w:pPr>
+            <w:r/>
+            <w:r>
+              <w:rPr>
+                <w:b/>
+                <w:i w:val="0"/>
+                <w:color w:val="5A6672"/>
+                <w:sz w:val="17"/>
+              </w:rPr>
+              <w:t>Requirement</w:t>
+            </w:r>
+          </w:p>
+        </w:tc>
+        <w:tc>
+          <w:tcPr>
+            <w:tcW w:type="dxa" w:w="1928"/>
+            <w:shd w:val="clear" w:color="auto" w:fill="EEF2F7"/>
+          </w:tcPr>
+          <w:p>
+            <w:pPr>
+              <w:spacing w:after="40"/>
+            </w:pPr>
+            <w:r/>
+            <w:r>
+              <w:rPr>
+                <w:b/>
+                <w:i w:val="0"/>
+                <w:color w:val="5A6672"/>
+                <w:sz w:val="17"/>
+              </w:rPr>
+              <w:t>Minimum for Phase 1</w:t>
+            </w:r>
+          </w:p>
+        </w:tc>
+        <w:tc>
+          <w:tcPr>
+            <w:tcW w:type="dxa" w:w="2041"/>
+            <w:shd w:val="clear" w:color="auto" w:fill="EEF2F7"/>
+          </w:tcPr>
+          <w:p>
+            <w:pPr>
+              <w:spacing w:after="40"/>
+            </w:pPr>
+            <w:r/>
+            <w:r>
+              <w:rPr>
+                <w:b/>
+                <w:i w:val="0"/>
+                <w:color w:val="5A6672"/>
+                <w:sz w:val="17"/>
+              </w:rPr>
+              <w:t>How to verify</w:t>
+            </w:r>
+          </w:p>
+        </w:tc>
+        <w:tc>
+          <w:tcPr>
+            <w:tcW w:type="dxa" w:w="794"/>
+            <w:shd w:val="clear" w:color="auto" w:fill="EEF2F7"/>
+          </w:tcPr>
+          <w:p>
+            <w:pPr>
+              <w:spacing w:after="40"/>
+            </w:pPr>
+            <w:r/>
+            <w:r>
+              <w:rPr>
+                <w:b/>
+                <w:i w:val="0"/>
+                <w:color w:val="5A6672"/>
+                <w:sz w:val="17"/>
+              </w:rPr>
+              <w:t>Status</w:t>
+            </w:r>
+          </w:p>
+        </w:tc>
+        <w:tc>
+          <w:tcPr>
+            <w:tcW w:type="dxa" w:w="1247"/>
+            <w:shd w:val="clear" w:color="auto" w:fill="EEF2F7"/>
+          </w:tcPr>
+          <w:p>
+            <w:pPr>
+              <w:spacing w:after="40"/>
+            </w:pPr>
+            <w:r/>
+            <w:r>
+              <w:rPr>
+                <w:b/>
+                <w:i w:val="0"/>
+                <w:color w:val="5A6672"/>
+                <w:sz w:val="17"/>
+              </w:rPr>
+              <w:t>Evidence</w:t>
+            </w:r>
+          </w:p>
+        </w:tc>
+      </w:tr>
+      <w:tr>
+        <w:tc>
+          <w:tcPr>
+            <w:tcW w:type="dxa" w:w="1020"/>
+          </w:tcPr>
+          <w:p>
+            <w:pPr>
+              <w:spacing w:after="40"/>
+            </w:pPr>
+            <w:r/>
+            <w:r>
+              <w:rPr>
+                <w:b w:val="0"/>
+                <w:i w:val="0"/>
+                <w:sz w:val="18"/>
+              </w:rPr>
+              <w:t>Power</w:t>
+            </w:r>
+          </w:p>
+        </w:tc>
+        <w:tc>
+          <w:tcPr>
+            <w:tcW w:type="dxa" w:w="2381"/>
+          </w:tcPr>
+          <w:p>
+            <w:pPr>
+              <w:spacing w:after="40"/>
+            </w:pPr>
+            <w:r/>
+            <w:r>
+              <w:rPr>
+                <w:b w:val="0"/>
+                <w:i w:val="0"/>
+                <w:sz w:val="18"/>
+              </w:rPr>
+              <w:t>HIS equipment never on unprotected supply</w:t>
+            </w:r>
+          </w:p>
+        </w:tc>
+        <w:tc>
+          <w:tcPr>
+            <w:tcW w:type="dxa" w:w="1928"/>
+          </w:tcPr>
+          <w:p>
+            <w:pPr>
+              <w:spacing w:after="40"/>
+            </w:pPr>
+            <w:r/>
+            <w:r>
+              <w:rPr>
+                <w:b w:val="0"/>
+                <w:i w:val="0"/>
+                <w:sz w:val="18"/>
+              </w:rPr>
+              <w:t>Servers and network core on UPS</w:t>
+            </w:r>
+          </w:p>
+        </w:tc>
+        <w:tc>
+          <w:tcPr>
+            <w:tcW w:type="dxa" w:w="2041"/>
+          </w:tcPr>
+          <w:p>
+            <w:pPr>
+              <w:spacing w:after="40"/>
+            </w:pPr>
+            <w:r/>
+            <w:r>
+              <w:rPr>
+                <w:b w:val="0"/>
+                <w:i w:val="0"/>
+                <w:sz w:val="18"/>
+              </w:rPr>
+              <w:t>Trace each server and core device to its supply</w:t>
+            </w:r>
+          </w:p>
+        </w:tc>
+        <w:tc>
+          <w:tcPr>
+            <w:tcW w:type="dxa" w:w="794"/>
+          </w:tcPr>
+          <w:p>
+            <w:pPr>
+              <w:spacing w:after="40"/>
+            </w:pPr>
+            <w:r/>
+            <w:r>
+              <w:rPr>
+                <w:b w:val="0"/>
+                <w:i w:val="0"/>
+                <w:sz w:val="18"/>
+              </w:rPr>
+            </w:r>
+          </w:p>
+        </w:tc>
+        <w:tc>
+          <w:tcPr>
+            <w:tcW w:type="dxa" w:w="1247"/>
+          </w:tcPr>
+          <w:p>
+            <w:pPr>
+              <w:spacing w:after="40"/>
+            </w:pPr>
+            <w:r/>
+            <w:r>
+              <w:rPr>
+                <w:b w:val="0"/>
+                <w:i w:val="0"/>
+                <w:sz w:val="18"/>
+              </w:rPr>
+            </w:r>
+          </w:p>
+        </w:tc>
+      </w:tr>
+      <w:tr>
+        <w:tc>
+          <w:tcPr>
+            <w:tcW w:type="dxa" w:w="1020"/>
+          </w:tcPr>
+          <w:p>
+            <w:pPr>
+              <w:spacing w:after="40"/>
+            </w:pPr>
+            <w:r/>
+            <w:r>
+              <w:rPr>
+                <w:b w:val="0"/>
+                <w:i w:val="0"/>
+                <w:sz w:val="18"/>
+              </w:rPr>
+              <w:t>Power</w:t>
+            </w:r>
+          </w:p>
+        </w:tc>
+        <w:tc>
+          <w:tcPr>
+            <w:tcW w:type="dxa" w:w="2381"/>
+          </w:tcPr>
+          <w:p>
+            <w:pPr>
+              <w:spacing w:after="40"/>
+            </w:pPr>
+            <w:r/>
+            <w:r>
+              <w:rPr>
+                <w:b w:val="0"/>
+                <w:i w:val="0"/>
+                <w:sz w:val="18"/>
+              </w:rPr>
+              <w:t>UPS energy from the critical load, with ageing factor</w:t>
+            </w:r>
+          </w:p>
+        </w:tc>
+        <w:tc>
+          <w:tcPr>
+            <w:tcW w:type="dxa" w:w="1928"/>
+          </w:tcPr>
+          <w:p>
+            <w:pPr>
+              <w:spacing w:after="40"/>
+            </w:pPr>
+            <w:r/>
+            <w:r>
+              <w:rPr>
+                <w:b w:val="0"/>
+                <w:i w:val="0"/>
+                <w:sz w:val="18"/>
+              </w:rPr>
+              <w:t>Time to shut down safely or bridge to the generator</w:t>
+            </w:r>
+          </w:p>
+        </w:tc>
+        <w:tc>
+          <w:tcPr>
+            <w:tcW w:type="dxa" w:w="2041"/>
+          </w:tcPr>
+          <w:p>
+            <w:pPr>
+              <w:spacing w:after="40"/>
+            </w:pPr>
+            <w:r/>
+            <w:r>
+              <w:rPr>
+                <w:b w:val="0"/>
+                <w:i w:val="0"/>
+                <w:sz w:val="18"/>
+              </w:rPr>
+              <w:t>Record the model and battery; measure runtime under load</w:t>
+            </w:r>
+          </w:p>
+        </w:tc>
+        <w:tc>
+          <w:tcPr>
+            <w:tcW w:type="dxa" w:w="794"/>
+          </w:tcPr>
+          <w:p>
+            <w:pPr>
+              <w:spacing w:after="40"/>
+            </w:pPr>
+            <w:r/>
+            <w:r>
+              <w:rPr>
+                <w:b w:val="0"/>
+                <w:i w:val="0"/>
+                <w:sz w:val="18"/>
+              </w:rPr>
+            </w:r>
+          </w:p>
+        </w:tc>
+        <w:tc>
+          <w:tcPr>
+            <w:tcW w:type="dxa" w:w="1247"/>
+          </w:tcPr>
+          <w:p>
+            <w:pPr>
+              <w:spacing w:after="40"/>
+            </w:pPr>
+            <w:r/>
+            <w:r>
+              <w:rPr>
+                <w:b w:val="0"/>
+                <w:i w:val="0"/>
+                <w:sz w:val="18"/>
+              </w:rPr>
+            </w:r>
+          </w:p>
+        </w:tc>
+      </w:tr>
+      <w:tr>
+        <w:tc>
+          <w:tcPr>
+            <w:tcW w:type="dxa" w:w="1020"/>
+          </w:tcPr>
+          <w:p>
+            <w:pPr>
+              <w:spacing w:after="40"/>
+            </w:pPr>
+            <w:r/>
+            <w:r>
+              <w:rPr>
+                <w:b w:val="0"/>
+                <w:i w:val="0"/>
+                <w:sz w:val="18"/>
+              </w:rPr>
+              <w:t>Power</w:t>
+            </w:r>
+          </w:p>
+        </w:tc>
+        <w:tc>
+          <w:tcPr>
+            <w:tcW w:type="dxa" w:w="2381"/>
+          </w:tcPr>
+          <w:p>
+            <w:pPr>
+              <w:spacing w:after="40"/>
+            </w:pPr>
+            <w:r/>
+            <w:r>
+              <w:rPr>
+                <w:b w:val="0"/>
+                <w:i w:val="0"/>
+                <w:sz w:val="18"/>
+              </w:rPr>
+              <w:t>Battery replacement interval for the room temperature</w:t>
+            </w:r>
+          </w:p>
+        </w:tc>
+        <w:tc>
+          <w:tcPr>
+            <w:tcW w:type="dxa" w:w="1928"/>
+          </w:tcPr>
+          <w:p>
+            <w:pPr>
+              <w:spacing w:after="40"/>
+            </w:pPr>
+            <w:r/>
+            <w:r>
+              <w:rPr>
+                <w:b w:val="0"/>
+                <w:i w:val="0"/>
+                <w:sz w:val="18"/>
+              </w:rPr>
+              <w:t>Interval known and budgeted</w:t>
+            </w:r>
+          </w:p>
+        </w:tc>
+        <w:tc>
+          <w:tcPr>
+            <w:tcW w:type="dxa" w:w="2041"/>
+          </w:tcPr>
+          <w:p>
+            <w:pPr>
+              <w:spacing w:after="40"/>
+            </w:pPr>
+            <w:r/>
+            <w:r>
+              <w:rPr>
+                <w:b w:val="0"/>
+                <w:i w:val="0"/>
+                <w:sz w:val="18"/>
+              </w:rPr>
+              <w:t>Log the room temperature; record installation dates</w:t>
+            </w:r>
+          </w:p>
+        </w:tc>
+        <w:tc>
+          <w:tcPr>
+            <w:tcW w:type="dxa" w:w="794"/>
+          </w:tcPr>
+          <w:p>
+            <w:pPr>
+              <w:spacing w:after="40"/>
+            </w:pPr>
+            <w:r/>
+            <w:r>
+              <w:rPr>
+                <w:b w:val="0"/>
+                <w:i w:val="0"/>
+                <w:sz w:val="18"/>
+              </w:rPr>
+            </w:r>
+          </w:p>
+        </w:tc>
+        <w:tc>
+          <w:tcPr>
+            <w:tcW w:type="dxa" w:w="1247"/>
+          </w:tcPr>
+          <w:p>
+            <w:pPr>
+              <w:spacing w:after="40"/>
+            </w:pPr>
+            <w:r/>
+            <w:r>
+              <w:rPr>
+                <w:b w:val="0"/>
+                <w:i w:val="0"/>
+                <w:sz w:val="18"/>
+              </w:rPr>
+            </w:r>
+          </w:p>
+        </w:tc>
+      </w:tr>
+      <w:tr>
+        <w:tc>
+          <w:tcPr>
+            <w:tcW w:type="dxa" w:w="1020"/>
+          </w:tcPr>
+          <w:p>
+            <w:pPr>
+              <w:spacing w:after="40"/>
+            </w:pPr>
+            <w:r/>
+            <w:r>
+              <w:rPr>
+                <w:b w:val="0"/>
+                <w:i w:val="0"/>
+                <w:sz w:val="18"/>
+              </w:rPr>
+              <w:t>Power</w:t>
+            </w:r>
+          </w:p>
+        </w:tc>
+        <w:tc>
+          <w:tcPr>
+            <w:tcW w:type="dxa" w:w="2381"/>
+          </w:tcPr>
+          <w:p>
+            <w:pPr>
+              <w:spacing w:after="40"/>
+            </w:pPr>
+            <w:r/>
+            <w:r>
+              <w:rPr>
+                <w:b w:val="0"/>
+                <w:i w:val="0"/>
+                <w:sz w:val="18"/>
+              </w:rPr>
+              <w:t>Supply voltage logged before choosing the UPS topology</w:t>
+            </w:r>
+          </w:p>
+        </w:tc>
+        <w:tc>
+          <w:tcPr>
+            <w:tcW w:type="dxa" w:w="1928"/>
+          </w:tcPr>
+          <w:p>
+            <w:pPr>
+              <w:spacing w:after="40"/>
+            </w:pPr>
+            <w:r/>
+            <w:r>
+              <w:rPr>
+                <w:b w:val="0"/>
+                <w:i w:val="0"/>
+                <w:sz w:val="18"/>
+              </w:rPr>
+              <w:t>One full day logged</w:t>
+            </w:r>
+          </w:p>
+        </w:tc>
+        <w:tc>
+          <w:tcPr>
+            <w:tcW w:type="dxa" w:w="2041"/>
+          </w:tcPr>
+          <w:p>
+            <w:pPr>
+              <w:spacing w:after="40"/>
+            </w:pPr>
+            <w:r/>
+            <w:r>
+              <w:rPr>
+                <w:b w:val="0"/>
+                <w:i w:val="0"/>
+                <w:sz w:val="18"/>
+              </w:rPr>
+              <w:t>Voltage logger at the supply point</w:t>
+            </w:r>
+          </w:p>
+        </w:tc>
+        <w:tc>
+          <w:tcPr>
+            <w:tcW w:type="dxa" w:w="794"/>
+          </w:tcPr>
+          <w:p>
+            <w:pPr>
+              <w:spacing w:after="40"/>
+            </w:pPr>
+            <w:r/>
+            <w:r>
+              <w:rPr>
+                <w:b w:val="0"/>
+                <w:i w:val="0"/>
+                <w:sz w:val="18"/>
+              </w:rPr>
+            </w:r>
+          </w:p>
+        </w:tc>
+        <w:tc>
+          <w:tcPr>
+            <w:tcW w:type="dxa" w:w="1247"/>
+          </w:tcPr>
+          <w:p>
+            <w:pPr>
+              <w:spacing w:after="40"/>
+            </w:pPr>
+            <w:r/>
+            <w:r>
+              <w:rPr>
+                <w:b w:val="0"/>
+                <w:i w:val="0"/>
+                <w:sz w:val="18"/>
+              </w:rPr>
+            </w:r>
+          </w:p>
+        </w:tc>
+      </w:tr>
+      <w:tr>
+        <w:tc>
+          <w:tcPr>
+            <w:tcW w:type="dxa" w:w="1020"/>
+          </w:tcPr>
+          <w:p>
+            <w:pPr>
+              <w:spacing w:after="40"/>
+            </w:pPr>
+            <w:r/>
+            <w:r>
+              <w:rPr>
+                <w:b w:val="0"/>
+                <w:i w:val="0"/>
+                <w:sz w:val="18"/>
+              </w:rPr>
+              <w:t>Power</w:t>
+            </w:r>
+          </w:p>
+        </w:tc>
+        <w:tc>
+          <w:tcPr>
+            <w:tcW w:type="dxa" w:w="2381"/>
+          </w:tcPr>
+          <w:p>
+            <w:pPr>
+              <w:spacing w:after="40"/>
+            </w:pPr>
+            <w:r/>
+            <w:r>
+              <w:rPr>
+                <w:b w:val="0"/>
+                <w:i w:val="0"/>
+                <w:sz w:val="18"/>
+              </w:rPr>
+              <w:t>Solar sized for the worst month and the autonomy required</w:t>
+            </w:r>
+          </w:p>
+        </w:tc>
+        <w:tc>
+          <w:tcPr>
+            <w:tcW w:type="dxa" w:w="1928"/>
+          </w:tcPr>
+          <w:p>
+            <w:pPr>
+              <w:spacing w:after="40"/>
+            </w:pPr>
+            <w:r/>
+            <w:r>
+              <w:rPr>
+                <w:b w:val="0"/>
+                <w:i w:val="0"/>
+                <w:sz w:val="18"/>
+              </w:rPr>
+              <w:t>Supply covers working hours</w:t>
+            </w:r>
+          </w:p>
+        </w:tc>
+        <w:tc>
+          <w:tcPr>
+            <w:tcW w:type="dxa" w:w="2041"/>
+          </w:tcPr>
+          <w:p>
+            <w:pPr>
+              <w:spacing w:after="40"/>
+            </w:pPr>
+            <w:r/>
+            <w:r>
+              <w:rPr>
+                <w:b w:val="0"/>
+                <w:i w:val="0"/>
+                <w:sz w:val="18"/>
+              </w:rPr>
+              <w:t>Survey panels, controller, batteries and loads; redo the battery sizing</w:t>
+            </w:r>
+          </w:p>
+        </w:tc>
+        <w:tc>
+          <w:tcPr>
+            <w:tcW w:type="dxa" w:w="794"/>
+          </w:tcPr>
+          <w:p>
+            <w:pPr>
+              <w:spacing w:after="40"/>
+            </w:pPr>
+            <w:r/>
+            <w:r>
+              <w:rPr>
+                <w:b w:val="0"/>
+                <w:i w:val="0"/>
+                <w:sz w:val="18"/>
+              </w:rPr>
+            </w:r>
+          </w:p>
+        </w:tc>
+        <w:tc>
+          <w:tcPr>
+            <w:tcW w:type="dxa" w:w="1247"/>
+          </w:tcPr>
+          <w:p>
+            <w:pPr>
+              <w:spacing w:after="40"/>
+            </w:pPr>
+            <w:r/>
+            <w:r>
+              <w:rPr>
+                <w:b w:val="0"/>
+                <w:i w:val="0"/>
+                <w:sz w:val="18"/>
+              </w:rPr>
+            </w:r>
+          </w:p>
+        </w:tc>
+      </w:tr>
+      <w:tr>
+        <w:tc>
+          <w:tcPr>
+            <w:tcW w:type="dxa" w:w="1020"/>
+          </w:tcPr>
+          <w:p>
+            <w:pPr>
+              <w:spacing w:after="40"/>
+            </w:pPr>
+            <w:r/>
+            <w:r>
+              <w:rPr>
+                <w:b w:val="0"/>
+                <w:i w:val="0"/>
+                <w:sz w:val="18"/>
+              </w:rPr>
+              <w:t>Location</w:t>
+            </w:r>
+          </w:p>
+        </w:tc>
+        <w:tc>
+          <w:tcPr>
+            <w:tcW w:type="dxa" w:w="2381"/>
+          </w:tcPr>
+          <w:p>
+            <w:pPr>
+              <w:spacing w:after="40"/>
+            </w:pPr>
+            <w:r/>
+            <w:r>
+              <w:rPr>
+                <w:b w:val="0"/>
+                <w:i w:val="0"/>
+                <w:sz w:val="18"/>
+              </w:rPr>
+              <w:t>Lockable cabinet, surge protection, room within the equipment's temperature range</w:t>
+            </w:r>
+          </w:p>
+        </w:tc>
+        <w:tc>
+          <w:tcPr>
+            <w:tcW w:type="dxa" w:w="1928"/>
+          </w:tcPr>
+          <w:p>
+            <w:pPr>
+              <w:spacing w:after="40"/>
+            </w:pPr>
+            <w:r/>
+            <w:r>
+              <w:rPr>
+                <w:b w:val="0"/>
+                <w:i w:val="0"/>
+                <w:sz w:val="18"/>
+              </w:rPr>
+              <w:t>Lockable cabinet; temperature within the servers' specification</w:t>
+            </w:r>
+          </w:p>
+        </w:tc>
+        <w:tc>
+          <w:tcPr>
+            <w:tcW w:type="dxa" w:w="2041"/>
+          </w:tcPr>
+          <w:p>
+            <w:pPr>
+              <w:spacing w:after="40"/>
+            </w:pPr>
+            <w:r/>
+            <w:r>
+              <w:rPr>
+                <w:b w:val="0"/>
+                <w:i w:val="0"/>
+                <w:sz w:val="18"/>
+              </w:rPr>
+              <w:t>Inspect the cabinet; log the room temperature</w:t>
+            </w:r>
+          </w:p>
+        </w:tc>
+        <w:tc>
+          <w:tcPr>
+            <w:tcW w:type="dxa" w:w="794"/>
+          </w:tcPr>
+          <w:p>
+            <w:pPr>
+              <w:spacing w:after="40"/>
+            </w:pPr>
+            <w:r/>
+            <w:r>
+              <w:rPr>
+                <w:b w:val="0"/>
+                <w:i w:val="0"/>
+                <w:sz w:val="18"/>
+              </w:rPr>
+            </w:r>
+          </w:p>
+        </w:tc>
+        <w:tc>
+          <w:tcPr>
+            <w:tcW w:type="dxa" w:w="1247"/>
+          </w:tcPr>
+          <w:p>
+            <w:pPr>
+              <w:spacing w:after="40"/>
+            </w:pPr>
+            <w:r/>
+            <w:r>
+              <w:rPr>
+                <w:b w:val="0"/>
+                <w:i w:val="0"/>
+                <w:sz w:val="18"/>
+              </w:rPr>
+            </w:r>
+          </w:p>
+        </w:tc>
+      </w:tr>
+      <w:tr>
+        <w:tc>
+          <w:tcPr>
+            <w:tcW w:type="dxa" w:w="1020"/>
+          </w:tcPr>
+          <w:p>
+            <w:pPr>
+              <w:spacing w:after="40"/>
+            </w:pPr>
+            <w:r/>
+            <w:r>
+              <w:rPr>
+                <w:b w:val="0"/>
+                <w:i w:val="0"/>
+                <w:sz w:val="18"/>
+              </w:rPr>
+              <w:t>Network</w:t>
+            </w:r>
+          </w:p>
+        </w:tc>
+        <w:tc>
+          <w:tcPr>
+            <w:tcW w:type="dxa" w:w="2381"/>
+          </w:tcPr>
+          <w:p>
+            <w:pPr>
+              <w:spacing w:after="40"/>
+            </w:pPr>
+            <w:r/>
+            <w:r>
+              <w:rPr>
+                <w:b w:val="0"/>
+                <w:i w:val="0"/>
+                <w:sz w:val="18"/>
+              </w:rPr>
+              <w:t>Every unit using the system reaches the server</w:t>
+            </w:r>
+          </w:p>
+        </w:tc>
+        <w:tc>
+          <w:tcPr>
+            <w:tcW w:type="dxa" w:w="1928"/>
+          </w:tcPr>
+          <w:p>
+            <w:pPr>
+              <w:spacing w:after="40"/>
+            </w:pPr>
+            <w:r/>
+            <w:r>
+              <w:rPr>
+                <w:b w:val="0"/>
+                <w:i w:val="0"/>
+                <w:sz w:val="18"/>
+              </w:rPr>
+              <w:t>Each Phase 1 unit connected</w:t>
+            </w:r>
+          </w:p>
+        </w:tc>
+        <w:tc>
+          <w:tcPr>
+            <w:tcW w:type="dxa" w:w="2041"/>
+          </w:tcPr>
+          <w:p>
+            <w:pPr>
+              <w:spacing w:after="40"/>
+            </w:pPr>
+            <w:r/>
+            <w:r>
+              <w:rPr>
+                <w:b w:val="0"/>
+                <w:i w:val="0"/>
+                <w:sz w:val="18"/>
+              </w:rPr>
+              <w:t>Test from each unit's workstation</w:t>
+            </w:r>
+          </w:p>
+        </w:tc>
+        <w:tc>
+          <w:tcPr>
+            <w:tcW w:type="dxa" w:w="794"/>
+          </w:tcPr>
+          <w:p>
+            <w:pPr>
+              <w:spacing w:after="40"/>
+            </w:pPr>
+            <w:r/>
+            <w:r>
+              <w:rPr>
+                <w:b w:val="0"/>
+                <w:i w:val="0"/>
+                <w:sz w:val="18"/>
+              </w:rPr>
+            </w:r>
+          </w:p>
+        </w:tc>
+        <w:tc>
+          <w:tcPr>
+            <w:tcW w:type="dxa" w:w="1247"/>
+          </w:tcPr>
+          <w:p>
+            <w:pPr>
+              <w:spacing w:after="40"/>
+            </w:pPr>
+            <w:r/>
+            <w:r>
+              <w:rPr>
+                <w:b w:val="0"/>
+                <w:i w:val="0"/>
+                <w:sz w:val="18"/>
+              </w:rPr>
+            </w:r>
+          </w:p>
+        </w:tc>
+      </w:tr>
+      <w:tr>
+        <w:tc>
+          <w:tcPr>
+            <w:tcW w:type="dxa" w:w="1020"/>
+          </w:tcPr>
+          <w:p>
+            <w:pPr>
+              <w:spacing w:after="40"/>
+            </w:pPr>
+            <w:r/>
+            <w:r>
+              <w:rPr>
+                <w:b w:val="0"/>
+                <w:i w:val="0"/>
+                <w:sz w:val="18"/>
+              </w:rPr>
+              <w:t>Network</w:t>
+            </w:r>
+          </w:p>
+        </w:tc>
+        <w:tc>
+          <w:tcPr>
+            <w:tcW w:type="dxa" w:w="2381"/>
+          </w:tcPr>
+          <w:p>
+            <w:pPr>
+              <w:spacing w:after="40"/>
+            </w:pPr>
+            <w:r/>
+            <w:r>
+              <w:rPr>
+                <w:b w:val="0"/>
+                <w:i w:val="0"/>
+                <w:sz w:val="18"/>
+              </w:rPr>
+              <w:t>Acceptable response time</w:t>
+            </w:r>
+          </w:p>
+        </w:tc>
+        <w:tc>
+          <w:tcPr>
+            <w:tcW w:type="dxa" w:w="1928"/>
+          </w:tcPr>
+          <w:p>
+            <w:pPr>
+              <w:spacing w:after="40"/>
+            </w:pPr>
+            <w:r/>
+            <w:r>
+              <w:rPr>
+                <w:b w:val="0"/>
+                <w:i w:val="0"/>
+                <w:sz w:val="18"/>
+              </w:rPr>
+              <w:t>Interactive response at every unit</w:t>
+            </w:r>
+          </w:p>
+        </w:tc>
+        <w:tc>
+          <w:tcPr>
+            <w:tcW w:type="dxa" w:w="2041"/>
+          </w:tcPr>
+          <w:p>
+            <w:pPr>
+              <w:spacing w:after="40"/>
+            </w:pPr>
+            <w:r/>
+            <w:r>
+              <w:rPr>
+                <w:b w:val="0"/>
+                <w:i w:val="0"/>
+                <w:sz w:val="18"/>
+              </w:rPr>
+              <w:t>Time typical actions in the system at the furthest units</w:t>
+            </w:r>
+          </w:p>
+        </w:tc>
+        <w:tc>
+          <w:tcPr>
+            <w:tcW w:type="dxa" w:w="794"/>
+          </w:tcPr>
+          <w:p>
+            <w:pPr>
+              <w:spacing w:after="40"/>
+            </w:pPr>
+            <w:r/>
+            <w:r>
+              <w:rPr>
+                <w:b w:val="0"/>
+                <w:i w:val="0"/>
+                <w:sz w:val="18"/>
+              </w:rPr>
+            </w:r>
+          </w:p>
+        </w:tc>
+        <w:tc>
+          <w:tcPr>
+            <w:tcW w:type="dxa" w:w="1247"/>
+          </w:tcPr>
+          <w:p>
+            <w:pPr>
+              <w:spacing w:after="40"/>
+            </w:pPr>
+            <w:r/>
+            <w:r>
+              <w:rPr>
+                <w:b w:val="0"/>
+                <w:i w:val="0"/>
+                <w:sz w:val="18"/>
+              </w:rPr>
+            </w:r>
+          </w:p>
+        </w:tc>
+      </w:tr>
+      <w:tr>
+        <w:tc>
+          <w:tcPr>
+            <w:tcW w:type="dxa" w:w="1020"/>
+          </w:tcPr>
+          <w:p>
+            <w:pPr>
+              <w:spacing w:after="40"/>
+            </w:pPr>
+            <w:r/>
+            <w:r>
+              <w:rPr>
+                <w:b w:val="0"/>
+                <w:i w:val="0"/>
+                <w:sz w:val="18"/>
+              </w:rPr>
+              <w:t>Network</w:t>
+            </w:r>
+          </w:p>
+        </w:tc>
+        <w:tc>
+          <w:tcPr>
+            <w:tcW w:type="dxa" w:w="2381"/>
+          </w:tcPr>
+          <w:p>
+            <w:pPr>
+              <w:spacing w:after="40"/>
+            </w:pPr>
+            <w:r/>
+            <w:r>
+              <w:rPr>
+                <w:b w:val="0"/>
+                <w:i w:val="0"/>
+                <w:sz w:val="18"/>
+              </w:rPr>
+              <w:t>Cabling within standard limits</w:t>
+            </w:r>
+          </w:p>
+        </w:tc>
+        <w:tc>
+          <w:tcPr>
+            <w:tcW w:type="dxa" w:w="1928"/>
+          </w:tcPr>
+          <w:p>
+            <w:pPr>
+              <w:spacing w:after="40"/>
+            </w:pPr>
+            <w:r/>
+            <w:r>
+              <w:rPr>
+                <w:b w:val="0"/>
+                <w:i w:val="0"/>
+                <w:sz w:val="18"/>
+              </w:rPr>
+              <w:t>Runs within limits</w:t>
+            </w:r>
+          </w:p>
+        </w:tc>
+        <w:tc>
+          <w:tcPr>
+            <w:tcW w:type="dxa" w:w="2041"/>
+          </w:tcPr>
+          <w:p>
+            <w:pPr>
+              <w:spacing w:after="40"/>
+            </w:pPr>
+            <w:r/>
+            <w:r>
+              <w:rPr>
+                <w:b w:val="0"/>
+                <w:i w:val="0"/>
+                <w:sz w:val="18"/>
+              </w:rPr>
+              <w:t>Survey the cabled sections</w:t>
+            </w:r>
+          </w:p>
+        </w:tc>
+        <w:tc>
+          <w:tcPr>
+            <w:tcW w:type="dxa" w:w="794"/>
+          </w:tcPr>
+          <w:p>
+            <w:pPr>
+              <w:spacing w:after="40"/>
+            </w:pPr>
+            <w:r/>
+            <w:r>
+              <w:rPr>
+                <w:b w:val="0"/>
+                <w:i w:val="0"/>
+                <w:sz w:val="18"/>
+              </w:rPr>
+            </w:r>
+          </w:p>
+        </w:tc>
+        <w:tc>
+          <w:tcPr>
+            <w:tcW w:type="dxa" w:w="1247"/>
+          </w:tcPr>
+          <w:p>
+            <w:pPr>
+              <w:spacing w:after="40"/>
+            </w:pPr>
+            <w:r/>
+            <w:r>
+              <w:rPr>
+                <w:b w:val="0"/>
+                <w:i w:val="0"/>
+                <w:sz w:val="18"/>
+              </w:rPr>
+            </w:r>
+          </w:p>
+        </w:tc>
+      </w:tr>
+      <w:tr>
+        <w:tc>
+          <w:tcPr>
+            <w:tcW w:type="dxa" w:w="1020"/>
+          </w:tcPr>
+          <w:p>
+            <w:pPr>
+              <w:spacing w:after="40"/>
+            </w:pPr>
+            <w:r/>
+            <w:r>
+              <w:rPr>
+                <w:b w:val="0"/>
+                <w:i w:val="0"/>
+                <w:sz w:val="18"/>
+              </w:rPr>
+              <w:t>Network</w:t>
+            </w:r>
+          </w:p>
+        </w:tc>
+        <w:tc>
+          <w:tcPr>
+            <w:tcW w:type="dxa" w:w="2381"/>
+          </w:tcPr>
+          <w:p>
+            <w:pPr>
+              <w:spacing w:after="40"/>
+            </w:pPr>
+            <w:r/>
+            <w:r>
+              <w:rPr>
+                <w:b w:val="0"/>
+                <w:i w:val="0"/>
+                <w:sz w:val="18"/>
+              </w:rPr>
+              <w:t>Segmentation with filtering</w:t>
+            </w:r>
+          </w:p>
+        </w:tc>
+        <w:tc>
+          <w:tcPr>
+            <w:tcW w:type="dxa" w:w="1928"/>
+          </w:tcPr>
+          <w:p>
+            <w:pPr>
+              <w:spacing w:after="40"/>
+            </w:pPr>
+            <w:r/>
+            <w:r>
+              <w:rPr>
+                <w:b w:val="0"/>
+                <w:i w:val="0"/>
+                <w:sz w:val="18"/>
+              </w:rPr>
+              <w:t>Documented, even if not yet implemented</w:t>
+            </w:r>
+          </w:p>
+        </w:tc>
+        <w:tc>
+          <w:tcPr>
+            <w:tcW w:type="dxa" w:w="2041"/>
+          </w:tcPr>
+          <w:p>
+            <w:pPr>
+              <w:spacing w:after="40"/>
+            </w:pPr>
+            <w:r/>
+            <w:r>
+              <w:rPr>
+                <w:b w:val="0"/>
+                <w:i w:val="0"/>
+                <w:sz w:val="18"/>
+              </w:rPr>
+              <w:t>Inspect router and switch configuration</w:t>
+            </w:r>
+          </w:p>
+        </w:tc>
+        <w:tc>
+          <w:tcPr>
+            <w:tcW w:type="dxa" w:w="794"/>
+          </w:tcPr>
+          <w:p>
+            <w:pPr>
+              <w:spacing w:after="40"/>
+            </w:pPr>
+            <w:r/>
+            <w:r>
+              <w:rPr>
+                <w:b w:val="0"/>
+                <w:i w:val="0"/>
+                <w:sz w:val="18"/>
+              </w:rPr>
+            </w:r>
+          </w:p>
+        </w:tc>
+        <w:tc>
+          <w:tcPr>
+            <w:tcW w:type="dxa" w:w="1247"/>
+          </w:tcPr>
+          <w:p>
+            <w:pPr>
+              <w:spacing w:after="40"/>
+            </w:pPr>
+            <w:r/>
+            <w:r>
+              <w:rPr>
+                <w:b w:val="0"/>
+                <w:i w:val="0"/>
+                <w:sz w:val="18"/>
+              </w:rPr>
+            </w:r>
+          </w:p>
+        </w:tc>
+      </w:tr>
+      <w:tr>
+        <w:tc>
+          <w:tcPr>
+            <w:tcW w:type="dxa" w:w="1020"/>
+          </w:tcPr>
+          <w:p>
+            <w:pPr>
+              <w:spacing w:after="40"/>
+            </w:pPr>
+            <w:r/>
+            <w:r>
+              <w:rPr>
+                <w:b w:val="0"/>
+                <w:i w:val="0"/>
+                <w:sz w:val="18"/>
+              </w:rPr>
+              <w:t>Server</w:t>
+            </w:r>
+          </w:p>
+        </w:tc>
+        <w:tc>
+          <w:tcPr>
+            <w:tcW w:type="dxa" w:w="2381"/>
+          </w:tcPr>
+          <w:p>
+            <w:pPr>
+              <w:spacing w:after="40"/>
+            </w:pPr>
+            <w:r/>
+            <w:r>
+              <w:rPr>
+                <w:b w:val="0"/>
+                <w:i w:val="0"/>
+                <w:sz w:val="18"/>
+              </w:rPr>
+              <w:t>Platform requirements</w:t>
+            </w:r>
+          </w:p>
+        </w:tc>
+        <w:tc>
+          <w:tcPr>
+            <w:tcW w:type="dxa" w:w="1928"/>
+          </w:tcPr>
+          <w:p>
+            <w:pPr>
+              <w:spacing w:after="40"/>
+            </w:pPr>
+            <w:r/>
+            <w:r>
+              <w:rPr>
+                <w:b w:val="0"/>
+                <w:i w:val="0"/>
+                <w:sz w:val="18"/>
+              </w:rPr>
+              <w:t>4 cores, 8 GB, 150 GB (Bahmni)</w:t>
+            </w:r>
+          </w:p>
+        </w:tc>
+        <w:tc>
+          <w:tcPr>
+            <w:tcW w:type="dxa" w:w="2041"/>
+          </w:tcPr>
+          <w:p>
+            <w:pPr>
+              <w:spacing w:after="40"/>
+            </w:pPr>
+            <w:r/>
+            <w:r>
+              <w:rPr>
+                <w:b w:val="0"/>
+                <w:i w:val="0"/>
+                <w:sz w:val="18"/>
+              </w:rPr>
+              <w:t>Inspect the hardware</w:t>
+            </w:r>
+          </w:p>
+        </w:tc>
+        <w:tc>
+          <w:tcPr>
+            <w:tcW w:type="dxa" w:w="794"/>
+          </w:tcPr>
+          <w:p>
+            <w:pPr>
+              <w:spacing w:after="40"/>
+            </w:pPr>
+            <w:r/>
+            <w:r>
+              <w:rPr>
+                <w:b w:val="0"/>
+                <w:i w:val="0"/>
+                <w:sz w:val="18"/>
+              </w:rPr>
+            </w:r>
+          </w:p>
+        </w:tc>
+        <w:tc>
+          <w:tcPr>
+            <w:tcW w:type="dxa" w:w="1247"/>
+          </w:tcPr>
+          <w:p>
+            <w:pPr>
+              <w:spacing w:after="40"/>
+            </w:pPr>
+            <w:r/>
+            <w:r>
+              <w:rPr>
+                <w:b w:val="0"/>
+                <w:i w:val="0"/>
+                <w:sz w:val="18"/>
+              </w:rPr>
+            </w:r>
+          </w:p>
+        </w:tc>
+      </w:tr>
+      <w:tr>
+        <w:tc>
+          <w:tcPr>
+            <w:tcW w:type="dxa" w:w="1020"/>
+          </w:tcPr>
+          <w:p>
+            <w:pPr>
+              <w:spacing w:after="40"/>
+            </w:pPr>
+            <w:r/>
+            <w:r>
+              <w:rPr>
+                <w:b w:val="0"/>
+                <w:i w:val="0"/>
+                <w:sz w:val="18"/>
+              </w:rPr>
+              <w:t>Server</w:t>
+            </w:r>
+          </w:p>
+        </w:tc>
+        <w:tc>
+          <w:tcPr>
+            <w:tcW w:type="dxa" w:w="2381"/>
+          </w:tcPr>
+          <w:p>
+            <w:pPr>
+              <w:spacing w:after="40"/>
+            </w:pPr>
+            <w:r/>
+            <w:r>
+              <w:rPr>
+                <w:b w:val="0"/>
+                <w:i w:val="0"/>
+                <w:sz w:val="18"/>
+              </w:rPr>
+              <w:t>A second machine able to take over</w:t>
+            </w:r>
+          </w:p>
+        </w:tc>
+        <w:tc>
+          <w:tcPr>
+            <w:tcW w:type="dxa" w:w="1928"/>
+          </w:tcPr>
+          <w:p>
+            <w:pPr>
+              <w:spacing w:after="40"/>
+            </w:pPr>
+            <w:r/>
+            <w:r>
+              <w:rPr>
+                <w:b w:val="0"/>
+                <w:i w:val="0"/>
+                <w:sz w:val="18"/>
+              </w:rPr>
+              <w:t>Backup server</w:t>
+            </w:r>
+          </w:p>
+        </w:tc>
+        <w:tc>
+          <w:tcPr>
+            <w:tcW w:type="dxa" w:w="2041"/>
+          </w:tcPr>
+          <w:p>
+            <w:pPr>
+              <w:spacing w:after="40"/>
+            </w:pPr>
+            <w:r/>
+            <w:r>
+              <w:rPr>
+                <w:b w:val="0"/>
+                <w:i w:val="0"/>
+                <w:sz w:val="18"/>
+              </w:rPr>
+              <w:t>Restore a virtual machine onto it</w:t>
+            </w:r>
+          </w:p>
+        </w:tc>
+        <w:tc>
+          <w:tcPr>
+            <w:tcW w:type="dxa" w:w="794"/>
+          </w:tcPr>
+          <w:p>
+            <w:pPr>
+              <w:spacing w:after="40"/>
+            </w:pPr>
+            <w:r/>
+            <w:r>
+              <w:rPr>
+                <w:b w:val="0"/>
+                <w:i w:val="0"/>
+                <w:sz w:val="18"/>
+              </w:rPr>
+            </w:r>
+          </w:p>
+        </w:tc>
+        <w:tc>
+          <w:tcPr>
+            <w:tcW w:type="dxa" w:w="1247"/>
+          </w:tcPr>
+          <w:p>
+            <w:pPr>
+              <w:spacing w:after="40"/>
+            </w:pPr>
+            <w:r/>
+            <w:r>
+              <w:rPr>
+                <w:b w:val="0"/>
+                <w:i w:val="0"/>
+                <w:sz w:val="18"/>
+              </w:rPr>
+            </w:r>
+          </w:p>
+        </w:tc>
+      </w:tr>
+      <w:tr>
+        <w:tc>
+          <w:tcPr>
+            <w:tcW w:type="dxa" w:w="1020"/>
+          </w:tcPr>
+          <w:p>
+            <w:pPr>
+              <w:spacing w:after="40"/>
+            </w:pPr>
+            <w:r/>
+            <w:r>
+              <w:rPr>
+                <w:b w:val="0"/>
+                <w:i w:val="0"/>
+                <w:sz w:val="18"/>
+              </w:rPr>
+              <w:t>Backup</w:t>
+            </w:r>
+          </w:p>
+        </w:tc>
+        <w:tc>
+          <w:tcPr>
+            <w:tcW w:type="dxa" w:w="2381"/>
+          </w:tcPr>
+          <w:p>
+            <w:pPr>
+              <w:spacing w:after="40"/>
+            </w:pPr>
+            <w:r/>
+            <w:r>
+              <w:rPr>
+                <w:b w:val="0"/>
+                <w:i w:val="0"/>
+                <w:sz w:val="18"/>
+              </w:rPr>
+              <w:t>3-2-1, one copy off site, encrypted</w:t>
+            </w:r>
+          </w:p>
+        </w:tc>
+        <w:tc>
+          <w:tcPr>
+            <w:tcW w:type="dxa" w:w="1928"/>
+          </w:tcPr>
+          <w:p>
+            <w:pPr>
+              <w:spacing w:after="40"/>
+            </w:pPr>
+            <w:r/>
+            <w:r>
+              <w:rPr>
+                <w:b w:val="0"/>
+                <w:i w:val="0"/>
+                <w:sz w:val="18"/>
+              </w:rPr>
+              <w:t>Daily backup; encrypted off-site copy</w:t>
+            </w:r>
+          </w:p>
+        </w:tc>
+        <w:tc>
+          <w:tcPr>
+            <w:tcW w:type="dxa" w:w="2041"/>
+          </w:tcPr>
+          <w:p>
+            <w:pPr>
+              <w:spacing w:after="40"/>
+            </w:pPr>
+            <w:r/>
+            <w:r>
+              <w:rPr>
+                <w:b w:val="0"/>
+                <w:i w:val="0"/>
+                <w:sz w:val="18"/>
+              </w:rPr>
+              <w:t>Check the schedule, a recent backup and who holds the key</w:t>
+            </w:r>
+          </w:p>
+        </w:tc>
+        <w:tc>
+          <w:tcPr>
+            <w:tcW w:type="dxa" w:w="794"/>
+          </w:tcPr>
+          <w:p>
+            <w:pPr>
+              <w:spacing w:after="40"/>
+            </w:pPr>
+            <w:r/>
+            <w:r>
+              <w:rPr>
+                <w:b w:val="0"/>
+                <w:i w:val="0"/>
+                <w:sz w:val="18"/>
+              </w:rPr>
+            </w:r>
+          </w:p>
+        </w:tc>
+        <w:tc>
+          <w:tcPr>
+            <w:tcW w:type="dxa" w:w="1247"/>
+          </w:tcPr>
+          <w:p>
+            <w:pPr>
+              <w:spacing w:after="40"/>
+            </w:pPr>
+            <w:r/>
+            <w:r>
+              <w:rPr>
+                <w:b w:val="0"/>
+                <w:i w:val="0"/>
+                <w:sz w:val="18"/>
+              </w:rPr>
+            </w:r>
+          </w:p>
+        </w:tc>
+      </w:tr>
+      <w:tr>
+        <w:tc>
+          <w:tcPr>
+            <w:tcW w:type="dxa" w:w="1020"/>
+          </w:tcPr>
+          <w:p>
+            <w:pPr>
+              <w:spacing w:after="40"/>
+            </w:pPr>
+            <w:r/>
+            <w:r>
+              <w:rPr>
+                <w:b w:val="0"/>
+                <w:i w:val="0"/>
+                <w:sz w:val="18"/>
+              </w:rPr>
+              <w:t>Recovery</w:t>
+            </w:r>
+          </w:p>
+        </w:tc>
+        <w:tc>
+          <w:tcPr>
+            <w:tcW w:type="dxa" w:w="2381"/>
+          </w:tcPr>
+          <w:p>
+            <w:pPr>
+              <w:spacing w:after="40"/>
+            </w:pPr>
+            <w:r/>
+            <w:r>
+              <w:rPr>
+                <w:b w:val="0"/>
+                <w:i w:val="0"/>
+                <w:sz w:val="18"/>
+              </w:rPr>
+              <w:t>Unattended recovery after a power cut</w:t>
+            </w:r>
+          </w:p>
+        </w:tc>
+        <w:tc>
+          <w:tcPr>
+            <w:tcW w:type="dxa" w:w="1928"/>
+          </w:tcPr>
+          <w:p>
+            <w:pPr>
+              <w:spacing w:after="40"/>
+            </w:pPr>
+            <w:r/>
+            <w:r>
+              <w:rPr>
+                <w:b w:val="0"/>
+                <w:i w:val="0"/>
+                <w:sz w:val="18"/>
+              </w:rPr>
+              <w:t>Shutdown on low battery; power-on on return; start order set</w:t>
+            </w:r>
+          </w:p>
+        </w:tc>
+        <w:tc>
+          <w:tcPr>
+            <w:tcW w:type="dxa" w:w="2041"/>
+          </w:tcPr>
+          <w:p>
+            <w:pPr>
+              <w:spacing w:after="40"/>
+            </w:pPr>
+            <w:r/>
+            <w:r>
+              <w:rPr>
+                <w:b w:val="0"/>
+                <w:i w:val="0"/>
+                <w:sz w:val="18"/>
+              </w:rPr>
+              <w:t>Cut the supply under supervision and observe</w:t>
+            </w:r>
+          </w:p>
+        </w:tc>
+        <w:tc>
+          <w:tcPr>
+            <w:tcW w:type="dxa" w:w="794"/>
+          </w:tcPr>
+          <w:p>
+            <w:pPr>
+              <w:spacing w:after="40"/>
+            </w:pPr>
+            <w:r/>
+            <w:r>
+              <w:rPr>
+                <w:b w:val="0"/>
+                <w:i w:val="0"/>
+                <w:sz w:val="18"/>
+              </w:rPr>
+            </w:r>
+          </w:p>
+        </w:tc>
+        <w:tc>
+          <w:tcPr>
+            <w:tcW w:type="dxa" w:w="1247"/>
+          </w:tcPr>
+          <w:p>
+            <w:pPr>
+              <w:spacing w:after="40"/>
+            </w:pPr>
+            <w:r/>
+            <w:r>
+              <w:rPr>
+                <w:b w:val="0"/>
+                <w:i w:val="0"/>
+                <w:sz w:val="18"/>
+              </w:rPr>
+            </w:r>
+          </w:p>
+        </w:tc>
+      </w:tr>
+      <w:tr>
+        <w:tc>
+          <w:tcPr>
+            <w:tcW w:type="dxa" w:w="1020"/>
+          </w:tcPr>
+          <w:p>
+            <w:pPr>
+              <w:spacing w:after="40"/>
+            </w:pPr>
+            <w:r/>
+            <w:r>
+              <w:rPr>
+                <w:b w:val="0"/>
+                <w:i w:val="0"/>
+                <w:sz w:val="18"/>
+              </w:rPr>
+              <w:t>Recovery</w:t>
+            </w:r>
+          </w:p>
+        </w:tc>
+        <w:tc>
+          <w:tcPr>
+            <w:tcW w:type="dxa" w:w="2381"/>
+          </w:tcPr>
+          <w:p>
+            <w:pPr>
+              <w:spacing w:after="40"/>
+            </w:pPr>
+            <w:r/>
+            <w:r>
+              <w:rPr>
+                <w:b w:val="0"/>
+                <w:i w:val="0"/>
+                <w:sz w:val="18"/>
+              </w:rPr>
+              <w:t>Written downtime procedure; emergency paper forms; annual drill</w:t>
+            </w:r>
+          </w:p>
+        </w:tc>
+        <w:tc>
+          <w:tcPr>
+            <w:tcW w:type="dxa" w:w="1928"/>
+          </w:tcPr>
+          <w:p>
+            <w:pPr>
+              <w:spacing w:after="40"/>
+            </w:pPr>
+            <w:r/>
+            <w:r>
+              <w:rPr>
+                <w:b w:val="0"/>
+                <w:i w:val="0"/>
+                <w:sz w:val="18"/>
+              </w:rPr>
+              <w:t>Procedure written; forms for at least 8 h in each Phase 1 unit</w:t>
+            </w:r>
+          </w:p>
+        </w:tc>
+        <w:tc>
+          <w:tcPr>
+            <w:tcW w:type="dxa" w:w="2041"/>
+          </w:tcPr>
+          <w:p>
+            <w:pPr>
+              <w:spacing w:after="40"/>
+            </w:pPr>
+            <w:r/>
+            <w:r>
+              <w:rPr>
+                <w:b w:val="0"/>
+                <w:i w:val="0"/>
+                <w:sz w:val="18"/>
+              </w:rPr>
+              <w:t>Read the procedure; count the forms; run a drill</w:t>
+            </w:r>
+          </w:p>
+        </w:tc>
+        <w:tc>
+          <w:tcPr>
+            <w:tcW w:type="dxa" w:w="794"/>
+          </w:tcPr>
+          <w:p>
+            <w:pPr>
+              <w:spacing w:after="40"/>
+            </w:pPr>
+            <w:r/>
+            <w:r>
+              <w:rPr>
+                <w:b w:val="0"/>
+                <w:i w:val="0"/>
+                <w:sz w:val="18"/>
+              </w:rPr>
+            </w:r>
+          </w:p>
+        </w:tc>
+        <w:tc>
+          <w:tcPr>
+            <w:tcW w:type="dxa" w:w="1247"/>
+          </w:tcPr>
+          <w:p>
+            <w:pPr>
+              <w:spacing w:after="40"/>
+            </w:pPr>
+            <w:r/>
+            <w:r>
+              <w:rPr>
+                <w:b w:val="0"/>
+                <w:i w:val="0"/>
+                <w:sz w:val="18"/>
+              </w:rPr>
+            </w:r>
+          </w:p>
+        </w:tc>
+      </w:tr>
+      <w:tr>
+        <w:tc>
+          <w:tcPr>
+            <w:tcW w:type="dxa" w:w="1020"/>
+          </w:tcPr>
+          <w:p>
+            <w:pPr>
+              <w:spacing w:after="40"/>
+            </w:pPr>
+            <w:r/>
+            <w:r>
+              <w:rPr>
+                <w:b w:val="0"/>
+                <w:i w:val="0"/>
+                <w:sz w:val="18"/>
+              </w:rPr>
+              <w:t>Remote access</w:t>
+            </w:r>
+          </w:p>
+        </w:tc>
+        <w:tc>
+          <w:tcPr>
+            <w:tcW w:type="dxa" w:w="2381"/>
+          </w:tcPr>
+          <w:p>
+            <w:pPr>
+              <w:spacing w:after="40"/>
+            </w:pPr>
+            <w:r/>
+            <w:r>
+              <w:rPr>
+                <w:b w:val="0"/>
+                <w:i w:val="0"/>
+                <w:sz w:val="18"/>
+              </w:rPr>
+              <w:t>Outbound VPN through carrier NAT</w:t>
+            </w:r>
+          </w:p>
+        </w:tc>
+        <w:tc>
+          <w:tcPr>
+            <w:tcW w:type="dxa" w:w="1928"/>
+          </w:tcPr>
+          <w:p>
+            <w:pPr>
+              <w:spacing w:after="40"/>
+            </w:pPr>
+            <w:r/>
+            <w:r>
+              <w:rPr>
+                <w:b w:val="0"/>
+                <w:i w:val="0"/>
+                <w:sz w:val="18"/>
+              </w:rPr>
+              <w:t>Remote access to the server</w:t>
+            </w:r>
+          </w:p>
+        </w:tc>
+        <w:tc>
+          <w:tcPr>
+            <w:tcW w:type="dxa" w:w="2041"/>
+          </w:tcPr>
+          <w:p>
+            <w:pPr>
+              <w:spacing w:after="40"/>
+            </w:pPr>
+            <w:r/>
+            <w:r>
+              <w:rPr>
+                <w:b w:val="0"/>
+                <w:i w:val="0"/>
+                <w:sz w:val="18"/>
+              </w:rPr>
+              <w:t>Connect from outside; record who holds the keys</w:t>
+            </w:r>
+          </w:p>
+        </w:tc>
+        <w:tc>
+          <w:tcPr>
+            <w:tcW w:type="dxa" w:w="794"/>
+          </w:tcPr>
+          <w:p>
+            <w:pPr>
+              <w:spacing w:after="40"/>
+            </w:pPr>
+            <w:r/>
+            <w:r>
+              <w:rPr>
+                <w:b w:val="0"/>
+                <w:i w:val="0"/>
+                <w:sz w:val="18"/>
+              </w:rPr>
+            </w:r>
+          </w:p>
+        </w:tc>
+        <w:tc>
+          <w:tcPr>
+            <w:tcW w:type="dxa" w:w="1247"/>
+          </w:tcPr>
+          <w:p>
+            <w:pPr>
+              <w:spacing w:after="40"/>
+            </w:pPr>
+            <w:r/>
+            <w:r>
+              <w:rPr>
+                <w:b w:val="0"/>
+                <w:i w:val="0"/>
+                <w:sz w:val="18"/>
+              </w:rPr>
+            </w:r>
+          </w:p>
+        </w:tc>
+      </w:tr>
+      <w:tr>
+        <w:tc>
+          <w:tcPr>
+            <w:tcW w:type="dxa" w:w="1020"/>
+          </w:tcPr>
+          <w:p>
+            <w:pPr>
+              <w:spacing w:after="40"/>
+            </w:pPr>
+            <w:r/>
+            <w:r>
+              <w:rPr>
+                <w:b w:val="0"/>
+                <w:i w:val="0"/>
+                <w:sz w:val="18"/>
+              </w:rPr>
+              <w:t>Monitoring</w:t>
+            </w:r>
+          </w:p>
+        </w:tc>
+        <w:tc>
+          <w:tcPr>
+            <w:tcW w:type="dxa" w:w="2381"/>
+          </w:tcPr>
+          <w:p>
+            <w:pPr>
+              <w:spacing w:after="40"/>
+            </w:pPr>
+            <w:r/>
+            <w:r>
+              <w:rPr>
+                <w:b w:val="0"/>
+                <w:i w:val="0"/>
+                <w:sz w:val="18"/>
+              </w:rPr>
+              <w:t>Remote monitoring and alerts</w:t>
+            </w:r>
+          </w:p>
+        </w:tc>
+        <w:tc>
+          <w:tcPr>
+            <w:tcW w:type="dxa" w:w="1928"/>
+          </w:tcPr>
+          <w:p>
+            <w:pPr>
+              <w:spacing w:after="40"/>
+            </w:pPr>
+            <w:r/>
+            <w:r>
+              <w:rPr>
+                <w:b w:val="0"/>
+                <w:i w:val="0"/>
+                <w:sz w:val="18"/>
+              </w:rPr>
+              <w:t>An alert when the server stops</w:t>
+            </w:r>
+          </w:p>
+        </w:tc>
+        <w:tc>
+          <w:tcPr>
+            <w:tcW w:type="dxa" w:w="2041"/>
+          </w:tcPr>
+          <w:p>
+            <w:pPr>
+              <w:spacing w:after="40"/>
+            </w:pPr>
+            <w:r/>
+            <w:r>
+              <w:rPr>
+                <w:b w:val="0"/>
+                <w:i w:val="0"/>
+                <w:sz w:val="18"/>
+              </w:rPr>
+              <w:t>Stop a test service and confirm the alert</w:t>
+            </w:r>
+          </w:p>
+        </w:tc>
+        <w:tc>
+          <w:tcPr>
+            <w:tcW w:type="dxa" w:w="794"/>
+          </w:tcPr>
+          <w:p>
+            <w:pPr>
+              <w:spacing w:after="40"/>
+            </w:pPr>
+            <w:r/>
+            <w:r>
+              <w:rPr>
+                <w:b w:val="0"/>
+                <w:i w:val="0"/>
+                <w:sz w:val="18"/>
+              </w:rPr>
+            </w:r>
+          </w:p>
+        </w:tc>
+        <w:tc>
+          <w:tcPr>
+            <w:tcW w:type="dxa" w:w="1247"/>
+          </w:tcPr>
+          <w:p>
+            <w:pPr>
+              <w:spacing w:after="40"/>
+            </w:pPr>
+            <w:r/>
+            <w:r>
+              <w:rPr>
+                <w:b w:val="0"/>
+                <w:i w:val="0"/>
+                <w:sz w:val="18"/>
+              </w:rPr>
+            </w:r>
+          </w:p>
+        </w:tc>
+      </w:tr>
+    </w:tbl>
+    <w:p>
+      <w:pPr>
+        <w:spacing w:after="40"/>
+      </w:pPr>
+    </w:p>
+    <w:p>
+      <w:pPr>
+        <w:spacing w:after="80"/>
+      </w:pPr>
+      <w:r>
+        <w:rPr>
+          <w:i/>
+          <w:color w:val="5A6672"/>
+          <w:sz w:val="17"/>
+        </w:rPr>
+        <w:t>Rows found unknown or not met are the first tasks of the trip. Requirements and sources: companion thesis §7.10.</w:t>
+      </w:r>
+    </w:p>
+    <w:p>
+      <w:pPr>
+        <w:spacing w:before="160" w:after="60"/>
+      </w:pPr>
+      <w:r>
+        <w:rPr>
+          <w:b/>
+          <w:color w:val="0B3583"/>
+          <w:sz w:val="23"/>
+        </w:rPr>
+        <w:t>2. Inputs — Electricity</w:t>
       </w:r>
     </w:p>
     <w:tbl>
@@ -249,7 +2361,7 @@
                 <w:color w:val="5A6672"/>
                 <w:sz w:val="17"/>
               </w:rPr>
-              <w:t>Photo / file</w:t>
+              <w:t>Source / photo</w:t>
             </w:r>
           </w:p>
         </w:tc>
@@ -270,7 +2382,7 @@
                 <w:i w:val="0"/>
                 <w:sz w:val="18"/>
               </w:rPr>
-              <w:t>Grid availability (hours/day, observed)</w:t>
+              <w:t>Grid hours/day (observed)</w:t>
             </w:r>
           </w:p>
         </w:tc>
@@ -327,7 +2439,7 @@
                 <w:i w:val="0"/>
                 <w:sz w:val="18"/>
               </w:rPr>
-              <w:t>Generator: fuel type / capacity / runtime / fuel reliability</w:t>
+              <w:t>Generator: fuel / capacity / manual or automatic start</w:t>
             </w:r>
           </w:p>
         </w:tc>
@@ -384,7 +2496,7 @@
                 <w:i w:val="0"/>
                 <w:sz w:val="18"/>
               </w:rPr>
-              <w:t>Solar installation: panels, rating, orientation, battery capacity &amp; age</w:t>
+              <w:t>Solar: panels, controller, battery capacity, chemistry, installation date</w:t>
             </w:r>
           </w:p>
         </w:tc>
@@ -441,7 +2553,7 @@
                 <w:i w:val="0"/>
                 <w:sz w:val="18"/>
               </w:rPr>
-              <w:t>Voltage stability — 24 h multimeter readings (min / max / typical)</w:t>
+              <w:t>Voltage logged over a full day (min / max / typical)</w:t>
             </w:r>
           </w:p>
         </w:tc>
@@ -555,7 +2667,7 @@
           <w:color w:val="0B3583"/>
           <w:sz w:val="23"/>
         </w:rPr>
-        <w:t>Internet</w:t>
+        <w:t>3. Inputs — Internet</w:t>
       </w:r>
     </w:p>
     <w:tbl>
@@ -629,7 +2741,7 @@
                 <w:color w:val="5A6672"/>
                 <w:sz w:val="17"/>
               </w:rPr>
-              <w:t>Photo / file</w:t>
+              <w:t>Source / photo</w:t>
             </w:r>
           </w:p>
         </w:tc>
@@ -650,7 +2762,7 @@
                 <w:i w:val="0"/>
                 <w:sz w:val="18"/>
               </w:rPr>
-              <w:t>ISP name and technology (fibre / 4G / VSAT / Starlink)</w:t>
+              <w:t>Provider and technology</w:t>
             </w:r>
           </w:p>
         </w:tc>
@@ -821,7 +2933,7 @@
                 <w:i w:val="0"/>
                 <w:sz w:val="18"/>
               </w:rPr>
-              <w:t>Carrier-grade NAT check: router WAN address vs public address — same or different?</w:t>
+              <w:t>Carrier-grade NAT check: router WAN address vs public address</w:t>
             </w:r>
           </w:p>
         </w:tc>
@@ -935,7 +3047,7 @@
           <w:color w:val="0B3583"/>
           <w:sz w:val="23"/>
         </w:rPr>
-        <w:t>Physical space</w:t>
+        <w:t>4. Inputs — Space and environment</w:t>
       </w:r>
     </w:p>
     <w:tbl>
@@ -1009,7 +3121,7 @@
                 <w:color w:val="5A6672"/>
                 <w:sz w:val="17"/>
               </w:rPr>
-              <w:t>Photo / file</w:t>
+              <w:t>Source / photo</w:t>
             </w:r>
           </w:p>
         </w:tc>
@@ -1030,7 +3142,7 @@
                 <w:i w:val="0"/>
                 <w:sz w:val="18"/>
               </w:rPr>
-              <w:t>Candidate server room: ventilation / security / access control / who has a key</w:t>
+              <w:t>Equipment room: ventilation / lock / keyholder / temperature</w:t>
             </w:r>
           </w:p>
         </w:tc>
@@ -1144,7 +3256,7 @@
                 <w:i w:val="0"/>
                 <w:sz w:val="18"/>
               </w:rPr>
-              <w:t>Distance between the farthest buildings</w:t>
+              <w:t>Distance between the farthest buildings; wall materials</w:t>
             </w:r>
           </w:p>
         </w:tc>
@@ -1201,7 +3313,64 @@
                 <w:i w:val="0"/>
                 <w:sz w:val="18"/>
               </w:rPr>
-              <w:t>Wall materials</w:t>
+              <w:t>Humidity, dust, insects and rodents, flooding</w:t>
+            </w:r>
+          </w:p>
+        </w:tc>
+        <w:tc>
+          <w:tcPr>
+            <w:tcW w:type="dxa" w:w="3742"/>
+          </w:tcPr>
+          <w:p>
+            <w:pPr>
+              <w:spacing w:after="40"/>
+            </w:pPr>
+            <w:r/>
+            <w:r>
+              <w:rPr>
+                <w:b w:val="0"/>
+                <w:i w:val="0"/>
+                <w:sz w:val="18"/>
+              </w:rPr>
+            </w:r>
+          </w:p>
+        </w:tc>
+        <w:tc>
+          <w:tcPr>
+            <w:tcW w:type="dxa" w:w="1474"/>
+          </w:tcPr>
+          <w:p>
+            <w:pPr>
+              <w:spacing w:after="40"/>
+            </w:pPr>
+            <w:r/>
+            <w:r>
+              <w:rPr>
+                <w:b w:val="0"/>
+                <w:i w:val="0"/>
+                <w:sz w:val="18"/>
+              </w:rPr>
+            </w:r>
+          </w:p>
+        </w:tc>
+      </w:tr>
+      <w:tr>
+        <w:tc>
+          <w:tcPr>
+            <w:tcW w:type="dxa" w:w="4195"/>
+          </w:tcPr>
+          <w:p>
+            <w:pPr>
+              <w:spacing w:after="40"/>
+            </w:pPr>
+            <w:r/>
+            <w:r>
+              <w:rPr>
+                <w:b w:val="0"/>
+                <w:i w:val="0"/>
+                <w:sz w:val="18"/>
+              </w:rPr>
+              <w:t>Lightning: frequency, existing protection</w:t>
             </w:r>
           </w:p>
         </w:tc>
@@ -1258,7 +3427,7 @@
           <w:color w:val="0B3583"/>
           <w:sz w:val="23"/>
         </w:rPr>
-        <w:t>Existing IT</w:t>
+        <w:t>5. Inputs — Existing IT</w:t>
       </w:r>
     </w:p>
     <w:tbl>
@@ -1332,7 +3501,7 @@
                 <w:color w:val="5A6672"/>
                 <w:sz w:val="17"/>
               </w:rPr>
-              <w:t>Photo / file</w:t>
+              <w:t>Source / photo</w:t>
             </w:r>
           </w:p>
         </w:tc>
@@ -1353,7 +3522,7 @@
                 <w:i w:val="0"/>
                 <w:sz w:val="18"/>
               </w:rPr>
-              <w:t>Functional computers and tablets (count, OS, age)</w:t>
+              <w:t>Computers and tablets (count, OS, age)</w:t>
             </w:r>
           </w:p>
         </w:tc>
@@ -1467,7 +3636,7 @@
                 <w:i w:val="0"/>
                 <w:sz w:val="18"/>
               </w:rPr>
-              <w:t>Existing network equipment (models, where, working?)</w:t>
+              <w:t>Network equipment (models, where, working?)</w:t>
             </w:r>
           </w:p>
         </w:tc>
@@ -1581,444 +3750,7 @@
                 <w:i w:val="0"/>
                 <w:sz w:val="18"/>
               </w:rPr>
-              <w:t>Existing software systems (finance, forms, anything from a previous project)</w:t>
-            </w:r>
-          </w:p>
-        </w:tc>
-        <w:tc>
-          <w:tcPr>
-            <w:tcW w:type="dxa" w:w="3742"/>
-          </w:tcPr>
-          <w:p>
-            <w:pPr>
-              <w:spacing w:after="40"/>
-            </w:pPr>
-            <w:r/>
-            <w:r>
-              <w:rPr>
-                <w:b w:val="0"/>
-                <w:i w:val="0"/>
-                <w:sz w:val="18"/>
-              </w:rPr>
-            </w:r>
-          </w:p>
-        </w:tc>
-        <w:tc>
-          <w:tcPr>
-            <w:tcW w:type="dxa" w:w="1474"/>
-          </w:tcPr>
-          <w:p>
-            <w:pPr>
-              <w:spacing w:after="40"/>
-            </w:pPr>
-            <w:r/>
-            <w:r>
-              <w:rPr>
-                <w:b w:val="0"/>
-                <w:i w:val="0"/>
-                <w:sz w:val="18"/>
-              </w:rPr>
-            </w:r>
-          </w:p>
-        </w:tc>
-      </w:tr>
-    </w:tbl>
-    <w:p>
-      <w:pPr>
-        <w:spacing w:after="40"/>
-      </w:pPr>
-    </w:p>
-    <w:p>
-      <w:pPr>
-        <w:spacing w:before="160" w:after="60"/>
-      </w:pPr>
-      <w:r>
-        <w:rPr>
-          <w:b/>
-          <w:color w:val="0B3583"/>
-          <w:sz w:val="23"/>
-        </w:rPr>
-        <w:t>Environment</w:t>
-      </w:r>
-    </w:p>
-    <w:tbl>
-      <w:tblPr>
-        <w:tblStyle w:val="TableGrid"/>
-        <w:tblW w:type="auto" w:w="0"/>
-        <w:tblLook w:firstColumn="1" w:firstRow="1" w:lastColumn="0" w:lastRow="0" w:noHBand="0" w:noVBand="1" w:val="04A0"/>
-      </w:tblPr>
-      <w:tblGrid>
-        <w:gridCol w:w="3289"/>
-        <w:gridCol w:w="3289"/>
-        <w:gridCol w:w="3289"/>
-      </w:tblGrid>
-      <w:tr>
-        <w:tc>
-          <w:tcPr>
-            <w:tcW w:type="dxa" w:w="4195"/>
-            <w:shd w:val="clear" w:color="auto" w:fill="EEF2F7"/>
-          </w:tcPr>
-          <w:p>
-            <w:pPr>
-              <w:spacing w:after="40"/>
-            </w:pPr>
-            <w:r/>
-            <w:r>
-              <w:rPr>
-                <w:b/>
-                <w:i w:val="0"/>
-                <w:color w:val="5A6672"/>
-                <w:sz w:val="17"/>
-              </w:rPr>
-              <w:t>Item</w:t>
-            </w:r>
-          </w:p>
-        </w:tc>
-        <w:tc>
-          <w:tcPr>
-            <w:tcW w:type="dxa" w:w="3742"/>
-            <w:shd w:val="clear" w:color="auto" w:fill="EEF2F7"/>
-          </w:tcPr>
-          <w:p>
-            <w:pPr>
-              <w:spacing w:after="40"/>
-            </w:pPr>
-            <w:r/>
-            <w:r>
-              <w:rPr>
-                <w:b/>
-                <w:i w:val="0"/>
-                <w:color w:val="5A6672"/>
-                <w:sz w:val="17"/>
-              </w:rPr>
-              <w:t>Finding</w:t>
-            </w:r>
-          </w:p>
-        </w:tc>
-        <w:tc>
-          <w:tcPr>
-            <w:tcW w:type="dxa" w:w="1474"/>
-            <w:shd w:val="clear" w:color="auto" w:fill="EEF2F7"/>
-          </w:tcPr>
-          <w:p>
-            <w:pPr>
-              <w:spacing w:after="40"/>
-            </w:pPr>
-            <w:r/>
-            <w:r>
-              <w:rPr>
-                <w:b/>
-                <w:i w:val="0"/>
-                <w:color w:val="5A6672"/>
-                <w:sz w:val="17"/>
-              </w:rPr>
-              <w:t>Photo / file</w:t>
-            </w:r>
-          </w:p>
-        </w:tc>
-      </w:tr>
-      <w:tr>
-        <w:tc>
-          <w:tcPr>
-            <w:tcW w:type="dxa" w:w="4195"/>
-          </w:tcPr>
-          <w:p>
-            <w:pPr>
-              <w:spacing w:after="40"/>
-            </w:pPr>
-            <w:r/>
-            <w:r>
-              <w:rPr>
-                <w:b w:val="0"/>
-                <w:i w:val="0"/>
-                <w:sz w:val="18"/>
-              </w:rPr>
-              <w:t>Temperature range</w:t>
-            </w:r>
-          </w:p>
-        </w:tc>
-        <w:tc>
-          <w:tcPr>
-            <w:tcW w:type="dxa" w:w="3742"/>
-          </w:tcPr>
-          <w:p>
-            <w:pPr>
-              <w:spacing w:after="40"/>
-            </w:pPr>
-            <w:r/>
-            <w:r>
-              <w:rPr>
-                <w:b w:val="0"/>
-                <w:i w:val="0"/>
-                <w:sz w:val="18"/>
-              </w:rPr>
-            </w:r>
-          </w:p>
-        </w:tc>
-        <w:tc>
-          <w:tcPr>
-            <w:tcW w:type="dxa" w:w="1474"/>
-          </w:tcPr>
-          <w:p>
-            <w:pPr>
-              <w:spacing w:after="40"/>
-            </w:pPr>
-            <w:r/>
-            <w:r>
-              <w:rPr>
-                <w:b w:val="0"/>
-                <w:i w:val="0"/>
-                <w:sz w:val="18"/>
-              </w:rPr>
-            </w:r>
-          </w:p>
-        </w:tc>
-      </w:tr>
-      <w:tr>
-        <w:tc>
-          <w:tcPr>
-            <w:tcW w:type="dxa" w:w="4195"/>
-          </w:tcPr>
-          <w:p>
-            <w:pPr>
-              <w:spacing w:after="40"/>
-            </w:pPr>
-            <w:r/>
-            <w:r>
-              <w:rPr>
-                <w:b w:val="0"/>
-                <w:i w:val="0"/>
-                <w:sz w:val="18"/>
-              </w:rPr>
-              <w:t>Humidity</w:t>
-            </w:r>
-          </w:p>
-        </w:tc>
-        <w:tc>
-          <w:tcPr>
-            <w:tcW w:type="dxa" w:w="3742"/>
-          </w:tcPr>
-          <w:p>
-            <w:pPr>
-              <w:spacing w:after="40"/>
-            </w:pPr>
-            <w:r/>
-            <w:r>
-              <w:rPr>
-                <w:b w:val="0"/>
-                <w:i w:val="0"/>
-                <w:sz w:val="18"/>
-              </w:rPr>
-            </w:r>
-          </w:p>
-        </w:tc>
-        <w:tc>
-          <w:tcPr>
-            <w:tcW w:type="dxa" w:w="1474"/>
-          </w:tcPr>
-          <w:p>
-            <w:pPr>
-              <w:spacing w:after="40"/>
-            </w:pPr>
-            <w:r/>
-            <w:r>
-              <w:rPr>
-                <w:b w:val="0"/>
-                <w:i w:val="0"/>
-                <w:sz w:val="18"/>
-              </w:rPr>
-            </w:r>
-          </w:p>
-        </w:tc>
-      </w:tr>
-      <w:tr>
-        <w:tc>
-          <w:tcPr>
-            <w:tcW w:type="dxa" w:w="4195"/>
-          </w:tcPr>
-          <w:p>
-            <w:pPr>
-              <w:spacing w:after="40"/>
-            </w:pPr>
-            <w:r/>
-            <w:r>
-              <w:rPr>
-                <w:b w:val="0"/>
-                <w:i w:val="0"/>
-                <w:sz w:val="18"/>
-              </w:rPr>
-              <w:t>Dust</w:t>
-            </w:r>
-          </w:p>
-        </w:tc>
-        <w:tc>
-          <w:tcPr>
-            <w:tcW w:type="dxa" w:w="3742"/>
-          </w:tcPr>
-          <w:p>
-            <w:pPr>
-              <w:spacing w:after="40"/>
-            </w:pPr>
-            <w:r/>
-            <w:r>
-              <w:rPr>
-                <w:b w:val="0"/>
-                <w:i w:val="0"/>
-                <w:sz w:val="18"/>
-              </w:rPr>
-            </w:r>
-          </w:p>
-        </w:tc>
-        <w:tc>
-          <w:tcPr>
-            <w:tcW w:type="dxa" w:w="1474"/>
-          </w:tcPr>
-          <w:p>
-            <w:pPr>
-              <w:spacing w:after="40"/>
-            </w:pPr>
-            <w:r/>
-            <w:r>
-              <w:rPr>
-                <w:b w:val="0"/>
-                <w:i w:val="0"/>
-                <w:sz w:val="18"/>
-              </w:rPr>
-            </w:r>
-          </w:p>
-        </w:tc>
-      </w:tr>
-      <w:tr>
-        <w:tc>
-          <w:tcPr>
-            <w:tcW w:type="dxa" w:w="4195"/>
-          </w:tcPr>
-          <w:p>
-            <w:pPr>
-              <w:spacing w:after="40"/>
-            </w:pPr>
-            <w:r/>
-            <w:r>
-              <w:rPr>
-                <w:b w:val="0"/>
-                <w:i w:val="0"/>
-                <w:sz w:val="18"/>
-              </w:rPr>
-              <w:t>Insect / rodent risk</w:t>
-            </w:r>
-          </w:p>
-        </w:tc>
-        <w:tc>
-          <w:tcPr>
-            <w:tcW w:type="dxa" w:w="3742"/>
-          </w:tcPr>
-          <w:p>
-            <w:pPr>
-              <w:spacing w:after="40"/>
-            </w:pPr>
-            <w:r/>
-            <w:r>
-              <w:rPr>
-                <w:b w:val="0"/>
-                <w:i w:val="0"/>
-                <w:sz w:val="18"/>
-              </w:rPr>
-            </w:r>
-          </w:p>
-        </w:tc>
-        <w:tc>
-          <w:tcPr>
-            <w:tcW w:type="dxa" w:w="1474"/>
-          </w:tcPr>
-          <w:p>
-            <w:pPr>
-              <w:spacing w:after="40"/>
-            </w:pPr>
-            <w:r/>
-            <w:r>
-              <w:rPr>
-                <w:b w:val="0"/>
-                <w:i w:val="0"/>
-                <w:sz w:val="18"/>
-              </w:rPr>
-            </w:r>
-          </w:p>
-        </w:tc>
-      </w:tr>
-      <w:tr>
-        <w:tc>
-          <w:tcPr>
-            <w:tcW w:type="dxa" w:w="4195"/>
-          </w:tcPr>
-          <w:p>
-            <w:pPr>
-              <w:spacing w:after="40"/>
-            </w:pPr>
-            <w:r/>
-            <w:r>
-              <w:rPr>
-                <w:b w:val="0"/>
-                <w:i w:val="0"/>
-                <w:sz w:val="18"/>
-              </w:rPr>
-              <w:t>Flooding risk</w:t>
-            </w:r>
-          </w:p>
-        </w:tc>
-        <w:tc>
-          <w:tcPr>
-            <w:tcW w:type="dxa" w:w="3742"/>
-          </w:tcPr>
-          <w:p>
-            <w:pPr>
-              <w:spacing w:after="40"/>
-            </w:pPr>
-            <w:r/>
-            <w:r>
-              <w:rPr>
-                <w:b w:val="0"/>
-                <w:i w:val="0"/>
-                <w:sz w:val="18"/>
-              </w:rPr>
-            </w:r>
-          </w:p>
-        </w:tc>
-        <w:tc>
-          <w:tcPr>
-            <w:tcW w:type="dxa" w:w="1474"/>
-          </w:tcPr>
-          <w:p>
-            <w:pPr>
-              <w:spacing w:after="40"/>
-            </w:pPr>
-            <w:r/>
-            <w:r>
-              <w:rPr>
-                <w:b w:val="0"/>
-                <w:i w:val="0"/>
-                <w:sz w:val="18"/>
-              </w:rPr>
-            </w:r>
-          </w:p>
-        </w:tc>
-      </w:tr>
-      <w:tr>
-        <w:tc>
-          <w:tcPr>
-            <w:tcW w:type="dxa" w:w="4195"/>
-          </w:tcPr>
-          <w:p>
-            <w:pPr>
-              <w:spacing w:after="40"/>
-            </w:pPr>
-            <w:r/>
-            <w:r>
-              <w:rPr>
-                <w:b w:val="0"/>
-                <w:i w:val="0"/>
-                <w:sz w:val="18"/>
-              </w:rPr>
-              <w:t>Lightning — frequency, existing protection</w:t>
+              <w:t>Existing software (finance, forms, earlier projects)</w:t>
             </w:r>
           </w:p>
         </w:tc>
@@ -2088,7 +3820,7 @@
         <w:color w:val="5A6672"/>
         <w:sz w:val="16"/>
       </w:rPr>
-      <w:t>Handbook v0.4  ·  D-2  ·  Record the handbook version in your closure report</w:t>
+      <w:t>Handbook v0.5  ·  D-2  ·  Record the handbook version in your closure report</w:t>
     </w:r>
   </w:p>
 </w:ftr>
